--- a/REDUX/RTK.docx
+++ b/REDUX/RTK.docx
@@ -19616,8 +19616,6 @@
       <w:pPr>
         <w:pStyle w:val="NoSpacing"/>
       </w:pPr>
-      <w:bookmarkStart w:id="0" w:name="_GoBack"/>
-      <w:bookmarkEnd w:id="0"/>
     </w:p>
     <w:p>
       <w:pPr>
@@ -19702,6 +19700,1951 @@
       <w:pPr>
         <w:pStyle w:val="NoSpacing"/>
       </w:pPr>
+    </w:p>
+    <w:p>
+      <w:pPr>
+        <w:pStyle w:val="NoSpacing"/>
+        <w:rPr>
+          <w:b/>
+        </w:rPr>
+      </w:pPr>
+      <w:r>
+        <w:rPr>
+          <w:b/>
+        </w:rPr>
+        <w:t>What is Redux Persist?</w:t>
+      </w:r>
+    </w:p>
+    <w:p>
+      <w:pPr>
+        <w:pStyle w:val="NoSpacing"/>
+      </w:pPr>
+      <w:r>
+        <w:t>Redux Persist is a library that</w:t>
+      </w:r>
+    </w:p>
+    <w:p>
+      <w:pPr>
+        <w:pStyle w:val="NoSpacing"/>
+        <w:numPr>
+          <w:ilvl w:val="0"/>
+          <w:numId w:val="40"/>
+        </w:numPr>
+      </w:pPr>
+      <w:r>
+        <w:t xml:space="preserve">Saves Redux state into browser storage </w:t>
+      </w:r>
+    </w:p>
+    <w:p>
+      <w:pPr>
+        <w:pStyle w:val="NoSpacing"/>
+        <w:numPr>
+          <w:ilvl w:val="0"/>
+          <w:numId w:val="40"/>
+        </w:numPr>
+      </w:pPr>
+      <w:r>
+        <w:t xml:space="preserve">Restores the saved state after refresh </w:t>
+      </w:r>
+    </w:p>
+    <w:p>
+      <w:pPr>
+        <w:pStyle w:val="NoSpacing"/>
+        <w:numPr>
+          <w:ilvl w:val="0"/>
+          <w:numId w:val="40"/>
+        </w:numPr>
+      </w:pPr>
+      <w:r>
+        <w:t xml:space="preserve">Works with Redux Toolkit </w:t>
+      </w:r>
+    </w:p>
+    <w:p>
+      <w:pPr>
+        <w:pStyle w:val="NoSpacing"/>
+        <w:numPr>
+          <w:ilvl w:val="0"/>
+          <w:numId w:val="40"/>
+        </w:numPr>
+      </w:pPr>
+      <w:r>
+        <w:t xml:space="preserve">Supports </w:t>
+      </w:r>
+      <w:proofErr w:type="spellStart"/>
+      <w:r>
+        <w:t>localStorage</w:t>
+      </w:r>
+      <w:proofErr w:type="spellEnd"/>
+      <w:r>
+        <w:t xml:space="preserve">, </w:t>
+      </w:r>
+      <w:proofErr w:type="spellStart"/>
+      <w:r>
+        <w:t>sessionStorage</w:t>
+      </w:r>
+      <w:proofErr w:type="spellEnd"/>
+      <w:r>
+        <w:t xml:space="preserve">, </w:t>
+      </w:r>
+      <w:proofErr w:type="spellStart"/>
+      <w:r>
+        <w:t>AsyncStorage</w:t>
+      </w:r>
+      <w:proofErr w:type="spellEnd"/>
+      <w:r>
+        <w:t xml:space="preserve"> (React Native), etc.</w:t>
+      </w:r>
+    </w:p>
+    <w:p>
+      <w:pPr>
+        <w:pStyle w:val="NoSpacing"/>
+      </w:pPr>
+    </w:p>
+    <w:p>
+      <w:pPr>
+        <w:pStyle w:val="NoSpacing"/>
+        <w:rPr>
+          <w:b/>
+        </w:rPr>
+      </w:pPr>
+      <w:r>
+        <w:rPr>
+          <w:b/>
+        </w:rPr>
+        <w:t>Installation</w:t>
+      </w:r>
+    </w:p>
+    <w:p>
+      <w:pPr>
+        <w:pStyle w:val="NoSpacing"/>
+      </w:pPr>
+      <w:proofErr w:type="spellStart"/>
+      <w:r>
+        <w:rPr>
+          <w:rStyle w:val="l"/>
+        </w:rPr>
+        <w:t>npm</w:t>
+      </w:r>
+      <w:proofErr w:type="spellEnd"/>
+      <w:r>
+        <w:rPr>
+          <w:rStyle w:val="HTMLCode"/>
+          <w:rFonts w:ascii="Times New Roman" w:eastAsiaTheme="minorHAnsi" w:hAnsi="Times New Roman" w:cstheme="minorBidi"/>
+          <w:sz w:val="24"/>
+          <w:szCs w:val="22"/>
+        </w:rPr>
+        <w:t xml:space="preserve"> install redux-persist</w:t>
+      </w:r>
+    </w:p>
+    <w:p>
+      <w:pPr>
+        <w:pStyle w:val="NoSpacing"/>
+      </w:pPr>
+    </w:p>
+    <w:p>
+      <w:pPr>
+        <w:pStyle w:val="NoSpacing"/>
+        <w:rPr>
+          <w:b/>
+        </w:rPr>
+      </w:pPr>
+      <w:r>
+        <w:rPr>
+          <w:b/>
+        </w:rPr>
+        <w:t>Adding Redux Persist</w:t>
+      </w:r>
+    </w:p>
+    <w:p>
+      <w:pPr>
+        <w:pStyle w:val="NoSpacing"/>
+      </w:pPr>
+      <w:r>
+        <w:t>Import</w:t>
+      </w:r>
+    </w:p>
+    <w:p>
+      <w:pPr>
+        <w:pStyle w:val="NoSpacing"/>
+        <w:rPr>
+          <w:rStyle w:val="HTMLCode"/>
+          <w:rFonts w:ascii="Times New Roman" w:eastAsiaTheme="minorHAnsi" w:hAnsi="Times New Roman" w:cstheme="minorBidi"/>
+          <w:sz w:val="24"/>
+          <w:szCs w:val="22"/>
+        </w:rPr>
+      </w:pPr>
+      <w:r>
+        <w:rPr>
+          <w:rStyle w:val="g"/>
+        </w:rPr>
+        <w:t>import</w:t>
+      </w:r>
+      <w:r>
+        <w:rPr>
+          <w:rStyle w:val="HTMLCode"/>
+          <w:rFonts w:ascii="Times New Roman" w:eastAsiaTheme="minorHAnsi" w:hAnsi="Times New Roman" w:cstheme="minorBidi"/>
+          <w:sz w:val="24"/>
+          <w:szCs w:val="22"/>
+        </w:rPr>
+        <w:t xml:space="preserve"> </w:t>
+      </w:r>
+      <w:r>
+        <w:rPr>
+          <w:rStyle w:val="m"/>
+        </w:rPr>
+        <w:t>storage</w:t>
+      </w:r>
+      <w:r>
+        <w:rPr>
+          <w:rStyle w:val="HTMLCode"/>
+          <w:rFonts w:ascii="Times New Roman" w:eastAsiaTheme="minorHAnsi" w:hAnsi="Times New Roman" w:cstheme="minorBidi"/>
+          <w:sz w:val="24"/>
+          <w:szCs w:val="22"/>
+        </w:rPr>
+        <w:t xml:space="preserve"> </w:t>
+      </w:r>
+      <w:r>
+        <w:rPr>
+          <w:rStyle w:val="g"/>
+        </w:rPr>
+        <w:t>from</w:t>
+      </w:r>
+      <w:r>
+        <w:rPr>
+          <w:rStyle w:val="HTMLCode"/>
+          <w:rFonts w:ascii="Times New Roman" w:eastAsiaTheme="minorHAnsi" w:hAnsi="Times New Roman" w:cstheme="minorBidi"/>
+          <w:sz w:val="24"/>
+          <w:szCs w:val="22"/>
+        </w:rPr>
+        <w:t xml:space="preserve"> </w:t>
+      </w:r>
+      <w:r>
+        <w:rPr>
+          <w:rStyle w:val="k"/>
+        </w:rPr>
+        <w:t>"redux-persist/lib/storage"</w:t>
+      </w:r>
+      <w:r>
+        <w:rPr>
+          <w:rStyle w:val="HTMLCode"/>
+          <w:rFonts w:ascii="Times New Roman" w:eastAsiaTheme="minorHAnsi" w:hAnsi="Times New Roman" w:cstheme="minorBidi"/>
+          <w:sz w:val="24"/>
+          <w:szCs w:val="22"/>
+        </w:rPr>
+        <w:t>;</w:t>
+      </w:r>
+    </w:p>
+    <w:p>
+      <w:pPr>
+        <w:pStyle w:val="NoSpacing"/>
+      </w:pPr>
+      <w:r>
+        <w:rPr>
+          <w:rStyle w:val="g"/>
+        </w:rPr>
+        <w:t>import</w:t>
+      </w:r>
+      <w:r>
+        <w:rPr>
+          <w:rStyle w:val="HTMLCode"/>
+          <w:rFonts w:ascii="Times New Roman" w:eastAsiaTheme="minorHAnsi" w:hAnsi="Times New Roman" w:cstheme="minorBidi"/>
+          <w:sz w:val="24"/>
+          <w:szCs w:val="22"/>
+        </w:rPr>
+        <w:t xml:space="preserve"> </w:t>
+      </w:r>
+      <w:proofErr w:type="gramStart"/>
+      <w:r>
+        <w:rPr>
+          <w:rStyle w:val="HTMLCode"/>
+          <w:rFonts w:ascii="Times New Roman" w:eastAsiaTheme="minorHAnsi" w:hAnsi="Times New Roman" w:cstheme="minorBidi"/>
+          <w:sz w:val="24"/>
+          <w:szCs w:val="22"/>
+        </w:rPr>
+        <w:t xml:space="preserve">{ </w:t>
+      </w:r>
+      <w:proofErr w:type="spellStart"/>
+      <w:r>
+        <w:rPr>
+          <w:rStyle w:val="m"/>
+        </w:rPr>
+        <w:t>persistReducer</w:t>
+      </w:r>
+      <w:proofErr w:type="spellEnd"/>
+      <w:proofErr w:type="gramEnd"/>
+      <w:r>
+        <w:rPr>
+          <w:rStyle w:val="HTMLCode"/>
+          <w:rFonts w:ascii="Times New Roman" w:eastAsiaTheme="minorHAnsi" w:hAnsi="Times New Roman" w:cstheme="minorBidi"/>
+          <w:sz w:val="24"/>
+          <w:szCs w:val="22"/>
+        </w:rPr>
+        <w:t xml:space="preserve"> } </w:t>
+      </w:r>
+      <w:r>
+        <w:rPr>
+          <w:rStyle w:val="g"/>
+        </w:rPr>
+        <w:t>from</w:t>
+      </w:r>
+      <w:r>
+        <w:rPr>
+          <w:rStyle w:val="HTMLCode"/>
+          <w:rFonts w:ascii="Times New Roman" w:eastAsiaTheme="minorHAnsi" w:hAnsi="Times New Roman" w:cstheme="minorBidi"/>
+          <w:sz w:val="24"/>
+          <w:szCs w:val="22"/>
+        </w:rPr>
+        <w:t xml:space="preserve"> </w:t>
+      </w:r>
+      <w:r>
+        <w:rPr>
+          <w:rStyle w:val="k"/>
+        </w:rPr>
+        <w:t>"redux-persist"</w:t>
+      </w:r>
+      <w:r>
+        <w:rPr>
+          <w:rStyle w:val="HTMLCode"/>
+          <w:rFonts w:ascii="Times New Roman" w:eastAsiaTheme="minorHAnsi" w:hAnsi="Times New Roman" w:cstheme="minorBidi"/>
+          <w:sz w:val="24"/>
+          <w:szCs w:val="22"/>
+        </w:rPr>
+        <w:t>;</w:t>
+      </w:r>
+    </w:p>
+    <w:p>
+      <w:pPr>
+        <w:pStyle w:val="NoSpacing"/>
+      </w:pPr>
+    </w:p>
+    <w:p>
+      <w:pPr>
+        <w:pStyle w:val="NoSpacing"/>
+        <w:rPr>
+          <w:b/>
+        </w:rPr>
+      </w:pPr>
+      <w:r>
+        <w:rPr>
+          <w:b/>
+        </w:rPr>
+        <w:t>Create Persist Config</w:t>
+      </w:r>
+    </w:p>
+    <w:p>
+      <w:pPr>
+        <w:pStyle w:val="NoSpacing"/>
+      </w:pPr>
+      <w:r>
+        <w:t xml:space="preserve">const </w:t>
+      </w:r>
+      <w:proofErr w:type="spellStart"/>
+      <w:r>
+        <w:t>persistConfig</w:t>
+      </w:r>
+      <w:proofErr w:type="spellEnd"/>
+      <w:r>
+        <w:t xml:space="preserve"> = {</w:t>
+      </w:r>
+    </w:p>
+    <w:p>
+      <w:pPr>
+        <w:pStyle w:val="NoSpacing"/>
+      </w:pPr>
+      <w:r>
+        <w:t xml:space="preserve">    </w:t>
+      </w:r>
+      <w:proofErr w:type="spellStart"/>
+      <w:r>
+        <w:t>key:"root</w:t>
+      </w:r>
+      <w:proofErr w:type="spellEnd"/>
+      <w:r>
+        <w:t>",</w:t>
+      </w:r>
+    </w:p>
+    <w:p>
+      <w:pPr>
+        <w:pStyle w:val="NoSpacing"/>
+      </w:pPr>
+      <w:r>
+        <w:t xml:space="preserve">    storage</w:t>
+      </w:r>
+    </w:p>
+    <w:p>
+      <w:pPr>
+        <w:pStyle w:val="NoSpacing"/>
+      </w:pPr>
+      <w:r>
+        <w:t>}</w:t>
+      </w:r>
+    </w:p>
+    <w:p>
+      <w:pPr>
+        <w:pStyle w:val="NoSpacing"/>
+        <w:rPr>
+          <w:b/>
+        </w:rPr>
+      </w:pPr>
+      <w:r>
+        <w:rPr>
+          <w:b/>
+        </w:rPr>
+        <w:t>Meaning</w:t>
+      </w:r>
+    </w:p>
+    <w:p>
+      <w:pPr>
+        <w:pStyle w:val="NoSpacing"/>
+      </w:pPr>
+      <w:r>
+        <w:t>key</w:t>
+      </w:r>
+    </w:p>
+    <w:p>
+      <w:pPr>
+        <w:pStyle w:val="NoSpacing"/>
+      </w:pPr>
+      <w:r>
+        <w:t>↓</w:t>
+      </w:r>
+    </w:p>
+    <w:p>
+      <w:pPr>
+        <w:pStyle w:val="NoSpacing"/>
+      </w:pPr>
+      <w:r>
+        <w:t xml:space="preserve">Name in </w:t>
+      </w:r>
+      <w:proofErr w:type="spellStart"/>
+      <w:r>
+        <w:t>localStorage</w:t>
+      </w:r>
+      <w:proofErr w:type="spellEnd"/>
+    </w:p>
+    <w:p>
+      <w:pPr>
+        <w:pStyle w:val="NoSpacing"/>
+      </w:pPr>
+    </w:p>
+    <w:p>
+      <w:pPr>
+        <w:pStyle w:val="NoSpacing"/>
+      </w:pPr>
+      <w:proofErr w:type="spellStart"/>
+      <w:r>
+        <w:t>localStorage</w:t>
+      </w:r>
+      <w:proofErr w:type="spellEnd"/>
+    </w:p>
+    <w:p>
+      <w:pPr>
+        <w:pStyle w:val="NoSpacing"/>
+      </w:pPr>
+      <w:r>
+        <w:t>↓</w:t>
+      </w:r>
+    </w:p>
+    <w:p>
+      <w:pPr>
+        <w:pStyle w:val="NoSpacing"/>
+      </w:pPr>
+      <w:r>
+        <w:t>Storage Engine</w:t>
+      </w:r>
+    </w:p>
+    <w:p>
+      <w:pPr>
+        <w:pStyle w:val="NoSpacing"/>
+      </w:pPr>
+    </w:p>
+    <w:p>
+      <w:pPr>
+        <w:pStyle w:val="NoSpacing"/>
+        <w:rPr>
+          <w:b/>
+        </w:rPr>
+      </w:pPr>
+      <w:r>
+        <w:rPr>
+          <w:b/>
+        </w:rPr>
+        <w:t>Wrap Reducer</w:t>
+      </w:r>
+    </w:p>
+    <w:p>
+      <w:pPr>
+        <w:pStyle w:val="NoSpacing"/>
+      </w:pPr>
+      <w:r>
+        <w:t xml:space="preserve">const </w:t>
+      </w:r>
+      <w:proofErr w:type="spellStart"/>
+      <w:r>
+        <w:t>persistedReducer</w:t>
+      </w:r>
+      <w:proofErr w:type="spellEnd"/>
+      <w:r>
+        <w:t xml:space="preserve"> = </w:t>
+      </w:r>
+      <w:proofErr w:type="spellStart"/>
+      <w:proofErr w:type="gramStart"/>
+      <w:r>
+        <w:t>persistReducer</w:t>
+      </w:r>
+      <w:proofErr w:type="spellEnd"/>
+      <w:r>
+        <w:t>(</w:t>
+      </w:r>
+      <w:proofErr w:type="gramEnd"/>
+    </w:p>
+    <w:p>
+      <w:pPr>
+        <w:pStyle w:val="NoSpacing"/>
+      </w:pPr>
+      <w:r>
+        <w:t xml:space="preserve">    </w:t>
+      </w:r>
+      <w:proofErr w:type="spellStart"/>
+      <w:r>
+        <w:t>persistConfig</w:t>
+      </w:r>
+      <w:proofErr w:type="spellEnd"/>
+      <w:r>
+        <w:t>,</w:t>
+      </w:r>
+    </w:p>
+    <w:p>
+      <w:pPr>
+        <w:pStyle w:val="NoSpacing"/>
+      </w:pPr>
+      <w:r>
+        <w:t xml:space="preserve">    </w:t>
+      </w:r>
+      <w:proofErr w:type="spellStart"/>
+      <w:r>
+        <w:t>authReducer</w:t>
+      </w:r>
+      <w:proofErr w:type="spellEnd"/>
+    </w:p>
+    <w:p>
+      <w:pPr>
+        <w:pStyle w:val="NoSpacing"/>
+      </w:pPr>
+      <w:r>
+        <w:t>)</w:t>
+      </w:r>
+    </w:p>
+    <w:p>
+      <w:pPr>
+        <w:pStyle w:val="NoSpacing"/>
+      </w:pPr>
+    </w:p>
+    <w:p>
+      <w:pPr>
+        <w:pStyle w:val="NoSpacing"/>
+        <w:rPr>
+          <w:b/>
+        </w:rPr>
+      </w:pPr>
+      <w:r>
+        <w:rPr>
+          <w:b/>
+        </w:rPr>
+        <w:t>Store</w:t>
+      </w:r>
+    </w:p>
+    <w:p>
+      <w:pPr>
+        <w:pStyle w:val="NoSpacing"/>
+      </w:pPr>
+      <w:r>
+        <w:t xml:space="preserve">export const store = </w:t>
+      </w:r>
+      <w:proofErr w:type="spellStart"/>
+      <w:proofErr w:type="gramStart"/>
+      <w:r>
+        <w:t>configureStore</w:t>
+      </w:r>
+      <w:proofErr w:type="spellEnd"/>
+      <w:r>
+        <w:t>(</w:t>
+      </w:r>
+      <w:proofErr w:type="gramEnd"/>
+      <w:r>
+        <w:t>{</w:t>
+      </w:r>
+    </w:p>
+    <w:p>
+      <w:pPr>
+        <w:pStyle w:val="NoSpacing"/>
+      </w:pPr>
+      <w:r>
+        <w:t xml:space="preserve">    </w:t>
+      </w:r>
+      <w:proofErr w:type="gramStart"/>
+      <w:r>
+        <w:t>reducer:{</w:t>
+      </w:r>
+      <w:proofErr w:type="gramEnd"/>
+    </w:p>
+    <w:p>
+      <w:pPr>
+        <w:pStyle w:val="NoSpacing"/>
+      </w:pPr>
+      <w:r>
+        <w:t xml:space="preserve">        </w:t>
+      </w:r>
+      <w:proofErr w:type="spellStart"/>
+      <w:proofErr w:type="gramStart"/>
+      <w:r>
+        <w:t>auth:persistedReducer</w:t>
+      </w:r>
+      <w:proofErr w:type="spellEnd"/>
+      <w:proofErr w:type="gramEnd"/>
+    </w:p>
+    <w:p>
+      <w:pPr>
+        <w:pStyle w:val="NoSpacing"/>
+      </w:pPr>
+      <w:r>
+        <w:t xml:space="preserve">    }</w:t>
+      </w:r>
+    </w:p>
+    <w:p>
+      <w:pPr>
+        <w:pStyle w:val="NoSpacing"/>
+      </w:pPr>
+      <w:r>
+        <w:t>})</w:t>
+      </w:r>
+    </w:p>
+    <w:p>
+      <w:pPr>
+        <w:pStyle w:val="NoSpacing"/>
+      </w:pPr>
+    </w:p>
+    <w:p>
+      <w:pPr>
+        <w:pStyle w:val="NoSpacing"/>
+      </w:pPr>
+      <w:r>
+        <w:t xml:space="preserve">Create </w:t>
+      </w:r>
+      <w:proofErr w:type="spellStart"/>
+      <w:r>
+        <w:t>Persistor</w:t>
+      </w:r>
+      <w:proofErr w:type="spellEnd"/>
+    </w:p>
+    <w:p>
+      <w:pPr>
+        <w:pStyle w:val="NoSpacing"/>
+      </w:pPr>
+      <w:r>
+        <w:t xml:space="preserve">import </w:t>
+      </w:r>
+      <w:proofErr w:type="gramStart"/>
+      <w:r>
+        <w:t xml:space="preserve">{ </w:t>
+      </w:r>
+      <w:proofErr w:type="spellStart"/>
+      <w:r>
+        <w:t>persistStore</w:t>
+      </w:r>
+      <w:proofErr w:type="spellEnd"/>
+      <w:proofErr w:type="gramEnd"/>
+      <w:r>
+        <w:t xml:space="preserve"> } from "redux-persist";</w:t>
+      </w:r>
+    </w:p>
+    <w:p>
+      <w:pPr>
+        <w:pStyle w:val="NoSpacing"/>
+      </w:pPr>
+    </w:p>
+    <w:p>
+      <w:pPr>
+        <w:pStyle w:val="NoSpacing"/>
+      </w:pPr>
+      <w:r>
+        <w:t xml:space="preserve">export const </w:t>
+      </w:r>
+      <w:proofErr w:type="spellStart"/>
+      <w:r>
+        <w:t>persistor</w:t>
+      </w:r>
+      <w:proofErr w:type="spellEnd"/>
+      <w:r>
+        <w:t xml:space="preserve"> = </w:t>
+      </w:r>
+      <w:proofErr w:type="spellStart"/>
+      <w:r>
+        <w:t>persistStore</w:t>
+      </w:r>
+      <w:proofErr w:type="spellEnd"/>
+      <w:r>
+        <w:t>(store);</w:t>
+      </w:r>
+    </w:p>
+    <w:p>
+      <w:pPr>
+        <w:pStyle w:val="NoSpacing"/>
+        <w:rPr>
+          <w:b/>
+        </w:rPr>
+      </w:pPr>
+      <w:r>
+        <w:rPr>
+          <w:b/>
+        </w:rPr>
+        <w:t>Configure React</w:t>
+      </w:r>
+    </w:p>
+    <w:p>
+      <w:pPr>
+        <w:pStyle w:val="NoSpacing"/>
+      </w:pPr>
+      <w:r>
+        <w:rPr>
+          <w:rStyle w:val="g"/>
+        </w:rPr>
+        <w:t>import</w:t>
+      </w:r>
+      <w:r>
+        <w:rPr>
+          <w:rStyle w:val="HTMLCode"/>
+          <w:rFonts w:ascii="Times New Roman" w:eastAsiaTheme="minorHAnsi" w:hAnsi="Times New Roman" w:cstheme="minorBidi"/>
+          <w:sz w:val="24"/>
+          <w:szCs w:val="22"/>
+        </w:rPr>
+        <w:t xml:space="preserve"> </w:t>
+      </w:r>
+      <w:proofErr w:type="gramStart"/>
+      <w:r>
+        <w:rPr>
+          <w:rStyle w:val="HTMLCode"/>
+          <w:rFonts w:ascii="Times New Roman" w:eastAsiaTheme="minorHAnsi" w:hAnsi="Times New Roman" w:cstheme="minorBidi"/>
+          <w:sz w:val="24"/>
+          <w:szCs w:val="22"/>
+        </w:rPr>
+        <w:t xml:space="preserve">{ </w:t>
+      </w:r>
+      <w:proofErr w:type="spellStart"/>
+      <w:r>
+        <w:rPr>
+          <w:rStyle w:val="m"/>
+        </w:rPr>
+        <w:t>PersistGate</w:t>
+      </w:r>
+      <w:proofErr w:type="spellEnd"/>
+      <w:proofErr w:type="gramEnd"/>
+      <w:r>
+        <w:rPr>
+          <w:rStyle w:val="HTMLCode"/>
+          <w:rFonts w:ascii="Times New Roman" w:eastAsiaTheme="minorHAnsi" w:hAnsi="Times New Roman" w:cstheme="minorBidi"/>
+          <w:sz w:val="24"/>
+          <w:szCs w:val="22"/>
+        </w:rPr>
+        <w:t xml:space="preserve"> } </w:t>
+      </w:r>
+      <w:r>
+        <w:rPr>
+          <w:rStyle w:val="g"/>
+        </w:rPr>
+        <w:t>from</w:t>
+      </w:r>
+      <w:r>
+        <w:rPr>
+          <w:rStyle w:val="HTMLCode"/>
+          <w:rFonts w:ascii="Times New Roman" w:eastAsiaTheme="minorHAnsi" w:hAnsi="Times New Roman" w:cstheme="minorBidi"/>
+          <w:sz w:val="24"/>
+          <w:szCs w:val="22"/>
+        </w:rPr>
+        <w:t xml:space="preserve"> </w:t>
+      </w:r>
+      <w:r>
+        <w:rPr>
+          <w:rStyle w:val="k"/>
+        </w:rPr>
+        <w:t>"redux-persist/integration/react"</w:t>
+      </w:r>
+      <w:r>
+        <w:rPr>
+          <w:rStyle w:val="HTMLCode"/>
+          <w:rFonts w:ascii="Times New Roman" w:eastAsiaTheme="minorHAnsi" w:hAnsi="Times New Roman" w:cstheme="minorBidi"/>
+          <w:sz w:val="24"/>
+          <w:szCs w:val="22"/>
+        </w:rPr>
+        <w:t>;</w:t>
+      </w:r>
+    </w:p>
+    <w:p>
+      <w:pPr>
+        <w:pStyle w:val="NoSpacing"/>
+        <w:rPr>
+          <w:rStyle w:val="HTMLCode"/>
+          <w:rFonts w:ascii="Times New Roman" w:eastAsiaTheme="minorHAnsi" w:hAnsi="Times New Roman" w:cstheme="minorBidi"/>
+          <w:sz w:val="24"/>
+          <w:szCs w:val="22"/>
+        </w:rPr>
+      </w:pPr>
+      <w:r>
+        <w:rPr>
+          <w:rStyle w:val="g"/>
+        </w:rPr>
+        <w:t>import</w:t>
+      </w:r>
+      <w:r>
+        <w:rPr>
+          <w:rStyle w:val="HTMLCode"/>
+          <w:rFonts w:ascii="Times New Roman" w:eastAsiaTheme="minorHAnsi" w:hAnsi="Times New Roman" w:cstheme="minorBidi"/>
+          <w:sz w:val="24"/>
+          <w:szCs w:val="22"/>
+        </w:rPr>
+        <w:t xml:space="preserve"> </w:t>
+      </w:r>
+      <w:proofErr w:type="gramStart"/>
+      <w:r>
+        <w:rPr>
+          <w:rStyle w:val="HTMLCode"/>
+          <w:rFonts w:ascii="Times New Roman" w:eastAsiaTheme="minorHAnsi" w:hAnsi="Times New Roman" w:cstheme="minorBidi"/>
+          <w:sz w:val="24"/>
+          <w:szCs w:val="22"/>
+        </w:rPr>
+        <w:t xml:space="preserve">{ </w:t>
+      </w:r>
+      <w:r>
+        <w:rPr>
+          <w:rStyle w:val="m"/>
+        </w:rPr>
+        <w:t>Provider</w:t>
+      </w:r>
+      <w:proofErr w:type="gramEnd"/>
+      <w:r>
+        <w:rPr>
+          <w:rStyle w:val="HTMLCode"/>
+          <w:rFonts w:ascii="Times New Roman" w:eastAsiaTheme="minorHAnsi" w:hAnsi="Times New Roman" w:cstheme="minorBidi"/>
+          <w:sz w:val="24"/>
+          <w:szCs w:val="22"/>
+        </w:rPr>
+        <w:t xml:space="preserve"> } </w:t>
+      </w:r>
+      <w:r>
+        <w:rPr>
+          <w:rStyle w:val="g"/>
+        </w:rPr>
+        <w:t>from</w:t>
+      </w:r>
+      <w:r>
+        <w:rPr>
+          <w:rStyle w:val="HTMLCode"/>
+          <w:rFonts w:ascii="Times New Roman" w:eastAsiaTheme="minorHAnsi" w:hAnsi="Times New Roman" w:cstheme="minorBidi"/>
+          <w:sz w:val="24"/>
+          <w:szCs w:val="22"/>
+        </w:rPr>
+        <w:t xml:space="preserve"> </w:t>
+      </w:r>
+      <w:r>
+        <w:rPr>
+          <w:rStyle w:val="k"/>
+        </w:rPr>
+        <w:t>"react-redux"</w:t>
+      </w:r>
+      <w:r>
+        <w:rPr>
+          <w:rStyle w:val="HTMLCode"/>
+          <w:rFonts w:ascii="Times New Roman" w:eastAsiaTheme="minorHAnsi" w:hAnsi="Times New Roman" w:cstheme="minorBidi"/>
+          <w:sz w:val="24"/>
+          <w:szCs w:val="22"/>
+        </w:rPr>
+        <w:t>;</w:t>
+      </w:r>
+    </w:p>
+    <w:p>
+      <w:pPr>
+        <w:pStyle w:val="NoSpacing"/>
+        <w:rPr>
+          <w:rStyle w:val="HTMLCode"/>
+          <w:rFonts w:ascii="Times New Roman" w:eastAsiaTheme="minorHAnsi" w:hAnsi="Times New Roman" w:cstheme="minorBidi"/>
+          <w:sz w:val="24"/>
+          <w:szCs w:val="22"/>
+        </w:rPr>
+      </w:pPr>
+      <w:r>
+        <w:rPr>
+          <w:rStyle w:val="g"/>
+        </w:rPr>
+        <w:t>import</w:t>
+      </w:r>
+      <w:r>
+        <w:rPr>
+          <w:rStyle w:val="HTMLCode"/>
+          <w:rFonts w:ascii="Times New Roman" w:eastAsiaTheme="minorHAnsi" w:hAnsi="Times New Roman" w:cstheme="minorBidi"/>
+          <w:sz w:val="24"/>
+          <w:szCs w:val="22"/>
+        </w:rPr>
+        <w:t xml:space="preserve"> </w:t>
+      </w:r>
+      <w:proofErr w:type="gramStart"/>
+      <w:r>
+        <w:rPr>
+          <w:rStyle w:val="HTMLCode"/>
+          <w:rFonts w:ascii="Times New Roman" w:eastAsiaTheme="minorHAnsi" w:hAnsi="Times New Roman" w:cstheme="minorBidi"/>
+          <w:sz w:val="24"/>
+          <w:szCs w:val="22"/>
+        </w:rPr>
+        <w:t xml:space="preserve">{ </w:t>
+      </w:r>
+      <w:proofErr w:type="spellStart"/>
+      <w:r>
+        <w:rPr>
+          <w:rStyle w:val="m"/>
+        </w:rPr>
+        <w:t>store</w:t>
+      </w:r>
+      <w:proofErr w:type="gramEnd"/>
+      <w:r>
+        <w:rPr>
+          <w:rStyle w:val="HTMLCode"/>
+          <w:rFonts w:ascii="Times New Roman" w:eastAsiaTheme="minorHAnsi" w:hAnsi="Times New Roman" w:cstheme="minorBidi"/>
+          <w:sz w:val="24"/>
+          <w:szCs w:val="22"/>
+        </w:rPr>
+        <w:t>,</w:t>
+      </w:r>
+      <w:r>
+        <w:rPr>
+          <w:rStyle w:val="m"/>
+        </w:rPr>
+        <w:t>persistor</w:t>
+      </w:r>
+      <w:proofErr w:type="spellEnd"/>
+      <w:r>
+        <w:rPr>
+          <w:rStyle w:val="HTMLCode"/>
+          <w:rFonts w:ascii="Times New Roman" w:eastAsiaTheme="minorHAnsi" w:hAnsi="Times New Roman" w:cstheme="minorBidi"/>
+          <w:sz w:val="24"/>
+          <w:szCs w:val="22"/>
+        </w:rPr>
+        <w:t xml:space="preserve"> } </w:t>
+      </w:r>
+      <w:r>
+        <w:rPr>
+          <w:rStyle w:val="g"/>
+        </w:rPr>
+        <w:t>from</w:t>
+      </w:r>
+      <w:r>
+        <w:rPr>
+          <w:rStyle w:val="HTMLCode"/>
+          <w:rFonts w:ascii="Times New Roman" w:eastAsiaTheme="minorHAnsi" w:hAnsi="Times New Roman" w:cstheme="minorBidi"/>
+          <w:sz w:val="24"/>
+          <w:szCs w:val="22"/>
+        </w:rPr>
+        <w:t xml:space="preserve"> </w:t>
+      </w:r>
+      <w:r>
+        <w:rPr>
+          <w:rStyle w:val="k"/>
+        </w:rPr>
+        <w:t>"./store"</w:t>
+      </w:r>
+      <w:r>
+        <w:rPr>
+          <w:rStyle w:val="HTMLCode"/>
+          <w:rFonts w:ascii="Times New Roman" w:eastAsiaTheme="minorHAnsi" w:hAnsi="Times New Roman" w:cstheme="minorBidi"/>
+          <w:sz w:val="24"/>
+          <w:szCs w:val="22"/>
+        </w:rPr>
+        <w:t>;</w:t>
+      </w:r>
+    </w:p>
+    <w:p>
+      <w:pPr>
+        <w:pStyle w:val="NoSpacing"/>
+        <w:rPr>
+          <w:rStyle w:val="HTMLCode"/>
+          <w:rFonts w:ascii="Times New Roman" w:eastAsiaTheme="minorHAnsi" w:hAnsi="Times New Roman" w:cstheme="minorBidi"/>
+          <w:sz w:val="24"/>
+          <w:szCs w:val="22"/>
+        </w:rPr>
+      </w:pPr>
+    </w:p>
+    <w:p>
+      <w:pPr>
+        <w:pStyle w:val="NoSpacing"/>
+        <w:rPr>
+          <w:rStyle w:val="HTMLCode"/>
+          <w:rFonts w:ascii="Times New Roman" w:eastAsiaTheme="minorHAnsi" w:hAnsi="Times New Roman" w:cstheme="minorBidi"/>
+          <w:sz w:val="24"/>
+          <w:szCs w:val="22"/>
+        </w:rPr>
+      </w:pPr>
+      <w:r>
+        <w:rPr>
+          <w:rStyle w:val="o"/>
+        </w:rPr>
+        <w:t>&lt;Provider</w:t>
+      </w:r>
+      <w:r>
+        <w:rPr>
+          <w:rStyle w:val="HTMLCode"/>
+          <w:rFonts w:ascii="Times New Roman" w:eastAsiaTheme="minorHAnsi" w:hAnsi="Times New Roman" w:cstheme="minorBidi"/>
+          <w:sz w:val="24"/>
+          <w:szCs w:val="22"/>
+        </w:rPr>
+        <w:t xml:space="preserve"> </w:t>
+      </w:r>
+      <w:r>
+        <w:rPr>
+          <w:rStyle w:val="n"/>
+        </w:rPr>
+        <w:t>store</w:t>
+      </w:r>
+      <w:r>
+        <w:rPr>
+          <w:rStyle w:val="g"/>
+        </w:rPr>
+        <w:t>=</w:t>
+      </w:r>
+      <w:r>
+        <w:rPr>
+          <w:rStyle w:val="HTMLCode"/>
+          <w:rFonts w:ascii="Times New Roman" w:eastAsiaTheme="minorHAnsi" w:hAnsi="Times New Roman" w:cstheme="minorBidi"/>
+          <w:sz w:val="24"/>
+          <w:szCs w:val="22"/>
+        </w:rPr>
+        <w:t>{</w:t>
+      </w:r>
+      <w:r>
+        <w:rPr>
+          <w:rStyle w:val="m"/>
+        </w:rPr>
+        <w:t>store</w:t>
+      </w:r>
+      <w:r>
+        <w:rPr>
+          <w:rStyle w:val="HTMLCode"/>
+          <w:rFonts w:ascii="Times New Roman" w:eastAsiaTheme="minorHAnsi" w:hAnsi="Times New Roman" w:cstheme="minorBidi"/>
+          <w:sz w:val="24"/>
+          <w:szCs w:val="22"/>
+        </w:rPr>
+        <w:t>}</w:t>
+      </w:r>
+      <w:r>
+        <w:rPr>
+          <w:rStyle w:val="o"/>
+        </w:rPr>
+        <w:t>&gt;</w:t>
+      </w:r>
+    </w:p>
+    <w:p>
+      <w:pPr>
+        <w:pStyle w:val="NoSpacing"/>
+        <w:rPr>
+          <w:rStyle w:val="HTMLCode"/>
+          <w:rFonts w:ascii="Times New Roman" w:eastAsiaTheme="minorHAnsi" w:hAnsi="Times New Roman" w:cstheme="minorBidi"/>
+          <w:sz w:val="24"/>
+          <w:szCs w:val="22"/>
+        </w:rPr>
+      </w:pPr>
+      <w:r>
+        <w:rPr>
+          <w:rStyle w:val="HTMLCode"/>
+          <w:rFonts w:ascii="Times New Roman" w:eastAsiaTheme="minorHAnsi" w:hAnsi="Times New Roman" w:cstheme="minorBidi"/>
+          <w:sz w:val="24"/>
+          <w:szCs w:val="22"/>
+        </w:rPr>
+        <w:t xml:space="preserve">    </w:t>
+      </w:r>
+      <w:r>
+        <w:rPr>
+          <w:rStyle w:val="o"/>
+        </w:rPr>
+        <w:t>&lt;</w:t>
+      </w:r>
+      <w:proofErr w:type="spellStart"/>
+      <w:r>
+        <w:rPr>
+          <w:rStyle w:val="o"/>
+        </w:rPr>
+        <w:t>PersistGate</w:t>
+      </w:r>
+      <w:proofErr w:type="spellEnd"/>
+    </w:p>
+    <w:p>
+      <w:pPr>
+        <w:pStyle w:val="NoSpacing"/>
+        <w:rPr>
+          <w:rStyle w:val="HTMLCode"/>
+          <w:rFonts w:ascii="Times New Roman" w:eastAsiaTheme="minorHAnsi" w:hAnsi="Times New Roman" w:cstheme="minorBidi"/>
+          <w:sz w:val="24"/>
+          <w:szCs w:val="22"/>
+        </w:rPr>
+      </w:pPr>
+      <w:r>
+        <w:rPr>
+          <w:rStyle w:val="HTMLCode"/>
+          <w:rFonts w:ascii="Times New Roman" w:eastAsiaTheme="minorHAnsi" w:hAnsi="Times New Roman" w:cstheme="minorBidi"/>
+          <w:sz w:val="24"/>
+          <w:szCs w:val="22"/>
+        </w:rPr>
+        <w:t xml:space="preserve">        </w:t>
+      </w:r>
+      <w:r>
+        <w:rPr>
+          <w:rStyle w:val="n"/>
+        </w:rPr>
+        <w:t>loading</w:t>
+      </w:r>
+      <w:r>
+        <w:rPr>
+          <w:rStyle w:val="g"/>
+        </w:rPr>
+        <w:t>=</w:t>
+      </w:r>
+      <w:r>
+        <w:rPr>
+          <w:rStyle w:val="HTMLCode"/>
+          <w:rFonts w:ascii="Times New Roman" w:eastAsiaTheme="minorHAnsi" w:hAnsi="Times New Roman" w:cstheme="minorBidi"/>
+          <w:sz w:val="24"/>
+          <w:szCs w:val="22"/>
+        </w:rPr>
+        <w:t>{</w:t>
+      </w:r>
+      <w:r>
+        <w:rPr>
+          <w:rStyle w:val="j"/>
+        </w:rPr>
+        <w:t>null</w:t>
+      </w:r>
+      <w:r>
+        <w:rPr>
+          <w:rStyle w:val="HTMLCode"/>
+          <w:rFonts w:ascii="Times New Roman" w:eastAsiaTheme="minorHAnsi" w:hAnsi="Times New Roman" w:cstheme="minorBidi"/>
+          <w:sz w:val="24"/>
+          <w:szCs w:val="22"/>
+        </w:rPr>
+        <w:t>}</w:t>
+      </w:r>
+    </w:p>
+    <w:p>
+      <w:pPr>
+        <w:pStyle w:val="NoSpacing"/>
+        <w:rPr>
+          <w:rStyle w:val="HTMLCode"/>
+          <w:rFonts w:ascii="Times New Roman" w:eastAsiaTheme="minorHAnsi" w:hAnsi="Times New Roman" w:cstheme="minorBidi"/>
+          <w:sz w:val="24"/>
+          <w:szCs w:val="22"/>
+        </w:rPr>
+      </w:pPr>
+      <w:r>
+        <w:rPr>
+          <w:rStyle w:val="HTMLCode"/>
+          <w:rFonts w:ascii="Times New Roman" w:eastAsiaTheme="minorHAnsi" w:hAnsi="Times New Roman" w:cstheme="minorBidi"/>
+          <w:sz w:val="24"/>
+          <w:szCs w:val="22"/>
+        </w:rPr>
+        <w:t xml:space="preserve">        </w:t>
+      </w:r>
+      <w:proofErr w:type="spellStart"/>
+      <w:r>
+        <w:rPr>
+          <w:rStyle w:val="n"/>
+        </w:rPr>
+        <w:t>persistor</w:t>
+      </w:r>
+      <w:proofErr w:type="spellEnd"/>
+      <w:r>
+        <w:rPr>
+          <w:rStyle w:val="g"/>
+        </w:rPr>
+        <w:t>=</w:t>
+      </w:r>
+      <w:r>
+        <w:rPr>
+          <w:rStyle w:val="HTMLCode"/>
+          <w:rFonts w:ascii="Times New Roman" w:eastAsiaTheme="minorHAnsi" w:hAnsi="Times New Roman" w:cstheme="minorBidi"/>
+          <w:sz w:val="24"/>
+          <w:szCs w:val="22"/>
+        </w:rPr>
+        <w:t>{</w:t>
+      </w:r>
+      <w:proofErr w:type="spellStart"/>
+      <w:r>
+        <w:rPr>
+          <w:rStyle w:val="m"/>
+        </w:rPr>
+        <w:t>persistor</w:t>
+      </w:r>
+      <w:proofErr w:type="spellEnd"/>
+      <w:r>
+        <w:rPr>
+          <w:rStyle w:val="HTMLCode"/>
+          <w:rFonts w:ascii="Times New Roman" w:eastAsiaTheme="minorHAnsi" w:hAnsi="Times New Roman" w:cstheme="minorBidi"/>
+          <w:sz w:val="24"/>
+          <w:szCs w:val="22"/>
+        </w:rPr>
+        <w:t>}</w:t>
+      </w:r>
+    </w:p>
+    <w:p>
+      <w:pPr>
+        <w:pStyle w:val="NoSpacing"/>
+        <w:rPr>
+          <w:rStyle w:val="HTMLCode"/>
+          <w:rFonts w:ascii="Times New Roman" w:eastAsiaTheme="minorHAnsi" w:hAnsi="Times New Roman" w:cstheme="minorBidi"/>
+          <w:sz w:val="24"/>
+          <w:szCs w:val="22"/>
+        </w:rPr>
+      </w:pPr>
+      <w:r>
+        <w:rPr>
+          <w:rStyle w:val="HTMLCode"/>
+          <w:rFonts w:ascii="Times New Roman" w:eastAsiaTheme="minorHAnsi" w:hAnsi="Times New Roman" w:cstheme="minorBidi"/>
+          <w:sz w:val="24"/>
+          <w:szCs w:val="22"/>
+        </w:rPr>
+        <w:t xml:space="preserve">    </w:t>
+      </w:r>
+      <w:r>
+        <w:rPr>
+          <w:rStyle w:val="o"/>
+        </w:rPr>
+        <w:t>&gt;</w:t>
+      </w:r>
+    </w:p>
+    <w:p>
+      <w:pPr>
+        <w:pStyle w:val="NoSpacing"/>
+        <w:rPr>
+          <w:rStyle w:val="HTMLCode"/>
+          <w:rFonts w:ascii="Times New Roman" w:eastAsiaTheme="minorHAnsi" w:hAnsi="Times New Roman" w:cstheme="minorBidi"/>
+          <w:sz w:val="24"/>
+          <w:szCs w:val="22"/>
+        </w:rPr>
+      </w:pPr>
+      <w:r>
+        <w:rPr>
+          <w:rStyle w:val="HTMLCode"/>
+          <w:rFonts w:ascii="Times New Roman" w:eastAsiaTheme="minorHAnsi" w:hAnsi="Times New Roman" w:cstheme="minorBidi"/>
+          <w:sz w:val="24"/>
+          <w:szCs w:val="22"/>
+        </w:rPr>
+        <w:lastRenderedPageBreak/>
+        <w:t xml:space="preserve">        </w:t>
+      </w:r>
+      <w:r>
+        <w:rPr>
+          <w:rStyle w:val="o"/>
+        </w:rPr>
+        <w:t>&lt;App/&gt;</w:t>
+      </w:r>
+    </w:p>
+    <w:p>
+      <w:pPr>
+        <w:pStyle w:val="NoSpacing"/>
+        <w:rPr>
+          <w:rStyle w:val="HTMLCode"/>
+          <w:rFonts w:ascii="Times New Roman" w:eastAsiaTheme="minorHAnsi" w:hAnsi="Times New Roman" w:cstheme="minorBidi"/>
+          <w:sz w:val="24"/>
+          <w:szCs w:val="22"/>
+        </w:rPr>
+      </w:pPr>
+      <w:r>
+        <w:rPr>
+          <w:rStyle w:val="HTMLCode"/>
+          <w:rFonts w:ascii="Times New Roman" w:eastAsiaTheme="minorHAnsi" w:hAnsi="Times New Roman" w:cstheme="minorBidi"/>
+          <w:sz w:val="24"/>
+          <w:szCs w:val="22"/>
+        </w:rPr>
+        <w:t xml:space="preserve">    </w:t>
+      </w:r>
+      <w:r>
+        <w:rPr>
+          <w:rStyle w:val="o"/>
+        </w:rPr>
+        <w:t>&lt;/</w:t>
+      </w:r>
+      <w:proofErr w:type="spellStart"/>
+      <w:r>
+        <w:rPr>
+          <w:rStyle w:val="o"/>
+        </w:rPr>
+        <w:t>PersistGate</w:t>
+      </w:r>
+      <w:proofErr w:type="spellEnd"/>
+      <w:r>
+        <w:rPr>
+          <w:rStyle w:val="o"/>
+        </w:rPr>
+        <w:t>&gt;</w:t>
+      </w:r>
+    </w:p>
+    <w:p>
+      <w:pPr>
+        <w:pStyle w:val="NoSpacing"/>
+        <w:rPr>
+          <w:rStyle w:val="o"/>
+        </w:rPr>
+      </w:pPr>
+      <w:r>
+        <w:rPr>
+          <w:rStyle w:val="o"/>
+        </w:rPr>
+        <w:t>&lt;/Provider&gt;</w:t>
+      </w:r>
+    </w:p>
+    <w:p>
+      <w:pPr>
+        <w:pStyle w:val="NoSpacing"/>
+      </w:pPr>
+    </w:p>
+    <w:p>
+      <w:pPr>
+        <w:pStyle w:val="NoSpacing"/>
+      </w:pPr>
+      <w:r>
+        <w:t>Now Redux Persist is enabled.</w:t>
+      </w:r>
+    </w:p>
+    <w:p>
+      <w:pPr>
+        <w:pStyle w:val="NoSpacing"/>
+      </w:pPr>
+    </w:p>
+    <w:p>
+      <w:pPr>
+        <w:pStyle w:val="NoSpacing"/>
+        <w:rPr>
+          <w:b/>
+        </w:rPr>
+      </w:pPr>
+      <w:r>
+        <w:rPr>
+          <w:b/>
+        </w:rPr>
+        <w:t>Clearing Persisted Data</w:t>
+      </w:r>
+    </w:p>
+    <w:p>
+      <w:pPr>
+        <w:pStyle w:val="NoSpacing"/>
+      </w:pPr>
+      <w:proofErr w:type="spellStart"/>
+      <w:proofErr w:type="gramStart"/>
+      <w:r>
+        <w:t>persistor.purge</w:t>
+      </w:r>
+      <w:proofErr w:type="spellEnd"/>
+      <w:proofErr w:type="gramEnd"/>
+      <w:r>
+        <w:t>();</w:t>
+      </w:r>
+    </w:p>
+    <w:p>
+      <w:pPr>
+        <w:pStyle w:val="NoSpacing"/>
+      </w:pPr>
+    </w:p>
+    <w:p>
+      <w:pPr>
+        <w:pStyle w:val="NoSpacing"/>
+      </w:pPr>
+      <w:r>
+        <w:t>Everything removed.</w:t>
+      </w:r>
+    </w:p>
+    <w:p>
+      <w:pPr>
+        <w:pStyle w:val="NoSpacing"/>
+      </w:pPr>
+    </w:p>
+    <w:p>
+      <w:pPr>
+        <w:pStyle w:val="NoSpacing"/>
+        <w:rPr>
+          <w:b/>
+        </w:rPr>
+      </w:pPr>
+      <w:r>
+        <w:rPr>
+          <w:b/>
+        </w:rPr>
+        <w:t>Complete Store Example</w:t>
+      </w:r>
+    </w:p>
+    <w:p>
+      <w:pPr>
+        <w:pStyle w:val="NoSpacing"/>
+      </w:pPr>
+    </w:p>
+    <w:p>
+      <w:pPr>
+        <w:pStyle w:val="NoSpacing"/>
+      </w:pPr>
+      <w:r>
+        <w:t xml:space="preserve">import </w:t>
+      </w:r>
+      <w:proofErr w:type="gramStart"/>
+      <w:r>
+        <w:t xml:space="preserve">{ </w:t>
+      </w:r>
+      <w:proofErr w:type="spellStart"/>
+      <w:r>
+        <w:t>configureStore</w:t>
+      </w:r>
+      <w:proofErr w:type="spellEnd"/>
+      <w:proofErr w:type="gramEnd"/>
+      <w:r>
+        <w:t xml:space="preserve">, </w:t>
+      </w:r>
+      <w:proofErr w:type="spellStart"/>
+      <w:r>
+        <w:t>combineReducers</w:t>
+      </w:r>
+      <w:proofErr w:type="spellEnd"/>
+      <w:r>
+        <w:t xml:space="preserve"> } from "@</w:t>
+      </w:r>
+      <w:proofErr w:type="spellStart"/>
+      <w:r>
+        <w:t>reduxjs</w:t>
+      </w:r>
+      <w:proofErr w:type="spellEnd"/>
+      <w:r>
+        <w:t>/toolkit";</w:t>
+      </w:r>
+    </w:p>
+    <w:p>
+      <w:pPr>
+        <w:pStyle w:val="NoSpacing"/>
+      </w:pPr>
+      <w:r>
+        <w:t>import {</w:t>
+      </w:r>
+    </w:p>
+    <w:p>
+      <w:pPr>
+        <w:pStyle w:val="NoSpacing"/>
+      </w:pPr>
+      <w:r>
+        <w:t xml:space="preserve">  </w:t>
+      </w:r>
+      <w:proofErr w:type="spellStart"/>
+      <w:r>
+        <w:t>persistStore</w:t>
+      </w:r>
+      <w:proofErr w:type="spellEnd"/>
+      <w:r>
+        <w:t>,</w:t>
+      </w:r>
+    </w:p>
+    <w:p>
+      <w:pPr>
+        <w:pStyle w:val="NoSpacing"/>
+      </w:pPr>
+      <w:r>
+        <w:t xml:space="preserve">  </w:t>
+      </w:r>
+      <w:proofErr w:type="spellStart"/>
+      <w:r>
+        <w:t>persistReducer</w:t>
+      </w:r>
+      <w:proofErr w:type="spellEnd"/>
+    </w:p>
+    <w:p>
+      <w:pPr>
+        <w:pStyle w:val="NoSpacing"/>
+      </w:pPr>
+      <w:r>
+        <w:t>} from "redux-persist";</w:t>
+      </w:r>
+    </w:p>
+    <w:p>
+      <w:pPr>
+        <w:pStyle w:val="NoSpacing"/>
+      </w:pPr>
+      <w:r>
+        <w:t>import storage from "redux-persist/lib/storage";</w:t>
+      </w:r>
+    </w:p>
+    <w:p>
+      <w:pPr>
+        <w:pStyle w:val="NoSpacing"/>
+      </w:pPr>
+    </w:p>
+    <w:p>
+      <w:pPr>
+        <w:pStyle w:val="NoSpacing"/>
+      </w:pPr>
+      <w:r>
+        <w:t xml:space="preserve">import </w:t>
+      </w:r>
+      <w:proofErr w:type="spellStart"/>
+      <w:r>
+        <w:t>authReducer</w:t>
+      </w:r>
+      <w:proofErr w:type="spellEnd"/>
+      <w:r>
+        <w:t xml:space="preserve"> from </w:t>
+      </w:r>
+      <w:proofErr w:type="gramStart"/>
+      <w:r>
+        <w:t>"./</w:t>
+      </w:r>
+      <w:proofErr w:type="spellStart"/>
+      <w:proofErr w:type="gramEnd"/>
+      <w:r>
+        <w:t>authSlice</w:t>
+      </w:r>
+      <w:proofErr w:type="spellEnd"/>
+      <w:r>
+        <w:t>";</w:t>
+      </w:r>
+    </w:p>
+    <w:p>
+      <w:pPr>
+        <w:pStyle w:val="NoSpacing"/>
+      </w:pPr>
+      <w:r>
+        <w:t xml:space="preserve">import </w:t>
+      </w:r>
+      <w:proofErr w:type="spellStart"/>
+      <w:r>
+        <w:t>cartReducer</w:t>
+      </w:r>
+      <w:proofErr w:type="spellEnd"/>
+      <w:r>
+        <w:t xml:space="preserve"> from </w:t>
+      </w:r>
+      <w:proofErr w:type="gramStart"/>
+      <w:r>
+        <w:t>"./</w:t>
+      </w:r>
+      <w:proofErr w:type="spellStart"/>
+      <w:proofErr w:type="gramEnd"/>
+      <w:r>
+        <w:t>cartSlice</w:t>
+      </w:r>
+      <w:proofErr w:type="spellEnd"/>
+      <w:r>
+        <w:t>";</w:t>
+      </w:r>
+    </w:p>
+    <w:p>
+      <w:pPr>
+        <w:pStyle w:val="NoSpacing"/>
+      </w:pPr>
+    </w:p>
+    <w:p>
+      <w:pPr>
+        <w:pStyle w:val="NoSpacing"/>
+      </w:pPr>
+      <w:r>
+        <w:t xml:space="preserve">const </w:t>
+      </w:r>
+      <w:proofErr w:type="spellStart"/>
+      <w:r>
+        <w:t>rootReducer</w:t>
+      </w:r>
+      <w:proofErr w:type="spellEnd"/>
+      <w:r>
+        <w:t xml:space="preserve"> = </w:t>
+      </w:r>
+      <w:proofErr w:type="spellStart"/>
+      <w:proofErr w:type="gramStart"/>
+      <w:r>
+        <w:t>combineReducers</w:t>
+      </w:r>
+      <w:proofErr w:type="spellEnd"/>
+      <w:r>
+        <w:t>(</w:t>
+      </w:r>
+      <w:proofErr w:type="gramEnd"/>
+      <w:r>
+        <w:t>{</w:t>
+      </w:r>
+    </w:p>
+    <w:p>
+      <w:pPr>
+        <w:pStyle w:val="NoSpacing"/>
+      </w:pPr>
+      <w:r>
+        <w:t xml:space="preserve">  auth: </w:t>
+      </w:r>
+      <w:proofErr w:type="spellStart"/>
+      <w:r>
+        <w:t>authReducer</w:t>
+      </w:r>
+      <w:proofErr w:type="spellEnd"/>
+      <w:r>
+        <w:t>,</w:t>
+      </w:r>
+    </w:p>
+    <w:p>
+      <w:pPr>
+        <w:pStyle w:val="NoSpacing"/>
+      </w:pPr>
+      <w:r>
+        <w:t xml:space="preserve">  cart: </w:t>
+      </w:r>
+      <w:proofErr w:type="spellStart"/>
+      <w:r>
+        <w:t>cartReducer</w:t>
+      </w:r>
+      <w:proofErr w:type="spellEnd"/>
+      <w:r>
+        <w:t>,</w:t>
+      </w:r>
+    </w:p>
+    <w:p>
+      <w:pPr>
+        <w:pStyle w:val="NoSpacing"/>
+      </w:pPr>
+      <w:r>
+        <w:t>});</w:t>
+      </w:r>
+    </w:p>
+    <w:p>
+      <w:pPr>
+        <w:pStyle w:val="NoSpacing"/>
+      </w:pPr>
+    </w:p>
+    <w:p>
+      <w:pPr>
+        <w:pStyle w:val="NoSpacing"/>
+      </w:pPr>
+      <w:r>
+        <w:t xml:space="preserve">const </w:t>
+      </w:r>
+      <w:proofErr w:type="spellStart"/>
+      <w:r>
+        <w:t>persistConfig</w:t>
+      </w:r>
+      <w:proofErr w:type="spellEnd"/>
+      <w:r>
+        <w:t xml:space="preserve"> = {</w:t>
+      </w:r>
+    </w:p>
+    <w:p>
+      <w:pPr>
+        <w:pStyle w:val="NoSpacing"/>
+      </w:pPr>
+      <w:r>
+        <w:t xml:space="preserve">  key: "root",</w:t>
+      </w:r>
+    </w:p>
+    <w:p>
+      <w:pPr>
+        <w:pStyle w:val="NoSpacing"/>
+      </w:pPr>
+      <w:r>
+        <w:t xml:space="preserve">  storage,</w:t>
+      </w:r>
+    </w:p>
+    <w:p>
+      <w:pPr>
+        <w:pStyle w:val="NoSpacing"/>
+      </w:pPr>
+      <w:r>
+        <w:t xml:space="preserve">  whitelist: ["auth", "cart"],</w:t>
+      </w:r>
+    </w:p>
+    <w:p>
+      <w:pPr>
+        <w:pStyle w:val="NoSpacing"/>
+      </w:pPr>
+      <w:r>
+        <w:t>};</w:t>
+      </w:r>
+    </w:p>
+    <w:p>
+      <w:pPr>
+        <w:pStyle w:val="NoSpacing"/>
+      </w:pPr>
+    </w:p>
+    <w:p>
+      <w:pPr>
+        <w:pStyle w:val="NoSpacing"/>
+      </w:pPr>
+      <w:r>
+        <w:t xml:space="preserve">const </w:t>
+      </w:r>
+      <w:proofErr w:type="spellStart"/>
+      <w:r>
+        <w:t>persistedReducer</w:t>
+      </w:r>
+      <w:proofErr w:type="spellEnd"/>
+      <w:r>
+        <w:t xml:space="preserve"> = </w:t>
+      </w:r>
+      <w:proofErr w:type="spellStart"/>
+      <w:proofErr w:type="gramStart"/>
+      <w:r>
+        <w:t>persistReducer</w:t>
+      </w:r>
+      <w:proofErr w:type="spellEnd"/>
+      <w:r>
+        <w:t>(</w:t>
+      </w:r>
+      <w:proofErr w:type="gramEnd"/>
+    </w:p>
+    <w:p>
+      <w:pPr>
+        <w:pStyle w:val="NoSpacing"/>
+      </w:pPr>
+      <w:r>
+        <w:t xml:space="preserve">  </w:t>
+      </w:r>
+      <w:proofErr w:type="spellStart"/>
+      <w:r>
+        <w:t>persistConfig</w:t>
+      </w:r>
+      <w:proofErr w:type="spellEnd"/>
+      <w:r>
+        <w:t>,</w:t>
+      </w:r>
+    </w:p>
+    <w:p>
+      <w:pPr>
+        <w:pStyle w:val="NoSpacing"/>
+      </w:pPr>
+      <w:r>
+        <w:t xml:space="preserve">  </w:t>
+      </w:r>
+      <w:proofErr w:type="spellStart"/>
+      <w:r>
+        <w:t>rootReducer</w:t>
+      </w:r>
+      <w:proofErr w:type="spellEnd"/>
+    </w:p>
+    <w:p>
+      <w:pPr>
+        <w:pStyle w:val="NoSpacing"/>
+      </w:pPr>
+      <w:r>
+        <w:t>);</w:t>
+      </w:r>
+    </w:p>
+    <w:p>
+      <w:pPr>
+        <w:pStyle w:val="NoSpacing"/>
+      </w:pPr>
+    </w:p>
+    <w:p>
+      <w:pPr>
+        <w:pStyle w:val="NoSpacing"/>
+      </w:pPr>
+      <w:r>
+        <w:t xml:space="preserve">export const store = </w:t>
+      </w:r>
+      <w:proofErr w:type="spellStart"/>
+      <w:proofErr w:type="gramStart"/>
+      <w:r>
+        <w:t>configureStore</w:t>
+      </w:r>
+      <w:proofErr w:type="spellEnd"/>
+      <w:r>
+        <w:t>(</w:t>
+      </w:r>
+      <w:proofErr w:type="gramEnd"/>
+      <w:r>
+        <w:t>{</w:t>
+      </w:r>
+    </w:p>
+    <w:p>
+      <w:pPr>
+        <w:pStyle w:val="NoSpacing"/>
+      </w:pPr>
+      <w:r>
+        <w:t xml:space="preserve">  reducer: </w:t>
+      </w:r>
+      <w:proofErr w:type="spellStart"/>
+      <w:r>
+        <w:t>persistedReducer</w:t>
+      </w:r>
+      <w:proofErr w:type="spellEnd"/>
+      <w:r>
+        <w:t>,</w:t>
+      </w:r>
+    </w:p>
+    <w:p>
+      <w:pPr>
+        <w:pStyle w:val="NoSpacing"/>
+      </w:pPr>
+      <w:r>
+        <w:t xml:space="preserve">  middleware: (</w:t>
+      </w:r>
+      <w:proofErr w:type="spellStart"/>
+      <w:r>
+        <w:t>getDefaultMiddleware</w:t>
+      </w:r>
+      <w:proofErr w:type="spellEnd"/>
+      <w:r>
+        <w:t>) =&gt;</w:t>
+      </w:r>
+    </w:p>
+    <w:p>
+      <w:pPr>
+        <w:pStyle w:val="NoSpacing"/>
+      </w:pPr>
+      <w:r>
+        <w:t xml:space="preserve">    </w:t>
+      </w:r>
+      <w:proofErr w:type="spellStart"/>
+      <w:proofErr w:type="gramStart"/>
+      <w:r>
+        <w:t>getDefaultMiddleware</w:t>
+      </w:r>
+      <w:proofErr w:type="spellEnd"/>
+      <w:r>
+        <w:t>(</w:t>
+      </w:r>
+      <w:proofErr w:type="gramEnd"/>
+      <w:r>
+        <w:t>{</w:t>
+      </w:r>
+    </w:p>
+    <w:p>
+      <w:pPr>
+        <w:pStyle w:val="NoSpacing"/>
+      </w:pPr>
+      <w:r>
+        <w:t xml:space="preserve">      </w:t>
+      </w:r>
+      <w:proofErr w:type="spellStart"/>
+      <w:r>
+        <w:t>serializableCheck</w:t>
+      </w:r>
+      <w:proofErr w:type="spellEnd"/>
+      <w:r>
+        <w:t>: false,</w:t>
+      </w:r>
+    </w:p>
+    <w:p>
+      <w:pPr>
+        <w:pStyle w:val="NoSpacing"/>
+      </w:pPr>
+      <w:r>
+        <w:t xml:space="preserve">    }),</w:t>
+      </w:r>
+    </w:p>
+    <w:p>
+      <w:pPr>
+        <w:pStyle w:val="NoSpacing"/>
+      </w:pPr>
+      <w:r>
+        <w:t>});</w:t>
+      </w:r>
+    </w:p>
+    <w:p>
+      <w:pPr>
+        <w:pStyle w:val="NoSpacing"/>
+      </w:pPr>
+    </w:p>
+    <w:p>
+      <w:pPr>
+        <w:pStyle w:val="NoSpacing"/>
+      </w:pPr>
+      <w:r>
+        <w:t xml:space="preserve">export const </w:t>
+      </w:r>
+      <w:proofErr w:type="spellStart"/>
+      <w:r>
+        <w:t>persistor</w:t>
+      </w:r>
+      <w:proofErr w:type="spellEnd"/>
+      <w:r>
+        <w:t xml:space="preserve"> = </w:t>
+      </w:r>
+      <w:proofErr w:type="spellStart"/>
+      <w:r>
+        <w:t>persistStore</w:t>
+      </w:r>
+      <w:proofErr w:type="spellEnd"/>
+      <w:r>
+        <w:t>(store);</w:t>
+      </w:r>
+      <w:bookmarkStart w:id="0" w:name="_GoBack"/>
+      <w:bookmarkEnd w:id="0"/>
+    </w:p>
+    <w:p>
+      <w:pPr>
+        <w:pStyle w:val="NoSpacing"/>
+      </w:pPr>
+      <w:r>
+        <w:t xml:space="preserve">export type </w:t>
+      </w:r>
+      <w:proofErr w:type="spellStart"/>
+      <w:r>
+        <w:t>RootState</w:t>
+      </w:r>
+      <w:proofErr w:type="spellEnd"/>
+      <w:r>
+        <w:t xml:space="preserve"> = </w:t>
+      </w:r>
+      <w:proofErr w:type="spellStart"/>
+      <w:r>
+        <w:t>ReturnType</w:t>
+      </w:r>
+      <w:proofErr w:type="spellEnd"/>
+      <w:r>
+        <w:t>&lt;</w:t>
+      </w:r>
+      <w:proofErr w:type="spellStart"/>
+      <w:r>
+        <w:t>typeof</w:t>
+      </w:r>
+      <w:proofErr w:type="spellEnd"/>
+      <w:r>
+        <w:t xml:space="preserve"> </w:t>
+      </w:r>
+      <w:proofErr w:type="spellStart"/>
+      <w:proofErr w:type="gramStart"/>
+      <w:r>
+        <w:t>store.getState</w:t>
+      </w:r>
+      <w:proofErr w:type="spellEnd"/>
+      <w:proofErr w:type="gramEnd"/>
+      <w:r>
+        <w:t>&gt;;</w:t>
+      </w:r>
+    </w:p>
+    <w:p>
+      <w:pPr>
+        <w:pStyle w:val="NoSpacing"/>
+      </w:pPr>
+      <w:r>
+        <w:t xml:space="preserve">export type </w:t>
+      </w:r>
+      <w:proofErr w:type="spellStart"/>
+      <w:r>
+        <w:t>AppDispatch</w:t>
+      </w:r>
+      <w:proofErr w:type="spellEnd"/>
+      <w:r>
+        <w:t xml:space="preserve"> = </w:t>
+      </w:r>
+      <w:proofErr w:type="spellStart"/>
+      <w:r>
+        <w:t>typeof</w:t>
+      </w:r>
+      <w:proofErr w:type="spellEnd"/>
+      <w:r>
+        <w:t xml:space="preserve"> </w:t>
+      </w:r>
+      <w:proofErr w:type="spellStart"/>
+      <w:proofErr w:type="gramStart"/>
+      <w:r>
+        <w:t>store.dispatch</w:t>
+      </w:r>
+      <w:proofErr w:type="spellEnd"/>
+      <w:proofErr w:type="gramEnd"/>
+      <w:r>
+        <w:t>;</w:t>
+      </w:r>
     </w:p>
     <w:sectPr>
       <w:pgSz w:w="11906" w:h="16838"/>
@@ -20353,6 +22296,119 @@
     </w:lvl>
   </w:abstractNum>
   <w:abstractNum w:abstractNumId="5" w15:restartNumberingAfterBreak="0">
+    <w:nsid w:val="13D74FA7"/>
+    <w:multiLevelType w:val="hybridMultilevel"/>
+    <w:tmpl w:val="E0C8FF30"/>
+    <w:lvl w:ilvl="0" w:tplc="40090001">
+      <w:start w:val="1"/>
+      <w:numFmt w:val="bullet"/>
+      <w:lvlText w:val=""/>
+      <w:lvlJc w:val="left"/>
+      <w:pPr>
+        <w:ind w:left="720" w:hanging="360"/>
+      </w:pPr>
+      <w:rPr>
+        <w:rFonts w:ascii="Symbol" w:hAnsi="Symbol" w:hint="default"/>
+      </w:rPr>
+    </w:lvl>
+    <w:lvl w:ilvl="1" w:tplc="40090003" w:tentative="1">
+      <w:start w:val="1"/>
+      <w:numFmt w:val="bullet"/>
+      <w:lvlText w:val="o"/>
+      <w:lvlJc w:val="left"/>
+      <w:pPr>
+        <w:ind w:left="1440" w:hanging="360"/>
+      </w:pPr>
+      <w:rPr>
+        <w:rFonts w:ascii="Courier New" w:hAnsi="Courier New" w:cs="Courier New" w:hint="default"/>
+      </w:rPr>
+    </w:lvl>
+    <w:lvl w:ilvl="2" w:tplc="40090005" w:tentative="1">
+      <w:start w:val="1"/>
+      <w:numFmt w:val="bullet"/>
+      <w:lvlText w:val=""/>
+      <w:lvlJc w:val="left"/>
+      <w:pPr>
+        <w:ind w:left="2160" w:hanging="360"/>
+      </w:pPr>
+      <w:rPr>
+        <w:rFonts w:ascii="Wingdings" w:hAnsi="Wingdings" w:hint="default"/>
+      </w:rPr>
+    </w:lvl>
+    <w:lvl w:ilvl="3" w:tplc="40090001" w:tentative="1">
+      <w:start w:val="1"/>
+      <w:numFmt w:val="bullet"/>
+      <w:lvlText w:val=""/>
+      <w:lvlJc w:val="left"/>
+      <w:pPr>
+        <w:ind w:left="2880" w:hanging="360"/>
+      </w:pPr>
+      <w:rPr>
+        <w:rFonts w:ascii="Symbol" w:hAnsi="Symbol" w:hint="default"/>
+      </w:rPr>
+    </w:lvl>
+    <w:lvl w:ilvl="4" w:tplc="40090003" w:tentative="1">
+      <w:start w:val="1"/>
+      <w:numFmt w:val="bullet"/>
+      <w:lvlText w:val="o"/>
+      <w:lvlJc w:val="left"/>
+      <w:pPr>
+        <w:ind w:left="3600" w:hanging="360"/>
+      </w:pPr>
+      <w:rPr>
+        <w:rFonts w:ascii="Courier New" w:hAnsi="Courier New" w:cs="Courier New" w:hint="default"/>
+      </w:rPr>
+    </w:lvl>
+    <w:lvl w:ilvl="5" w:tplc="40090005" w:tentative="1">
+      <w:start w:val="1"/>
+      <w:numFmt w:val="bullet"/>
+      <w:lvlText w:val=""/>
+      <w:lvlJc w:val="left"/>
+      <w:pPr>
+        <w:ind w:left="4320" w:hanging="360"/>
+      </w:pPr>
+      <w:rPr>
+        <w:rFonts w:ascii="Wingdings" w:hAnsi="Wingdings" w:hint="default"/>
+      </w:rPr>
+    </w:lvl>
+    <w:lvl w:ilvl="6" w:tplc="40090001" w:tentative="1">
+      <w:start w:val="1"/>
+      <w:numFmt w:val="bullet"/>
+      <w:lvlText w:val=""/>
+      <w:lvlJc w:val="left"/>
+      <w:pPr>
+        <w:ind w:left="5040" w:hanging="360"/>
+      </w:pPr>
+      <w:rPr>
+        <w:rFonts w:ascii="Symbol" w:hAnsi="Symbol" w:hint="default"/>
+      </w:rPr>
+    </w:lvl>
+    <w:lvl w:ilvl="7" w:tplc="40090003" w:tentative="1">
+      <w:start w:val="1"/>
+      <w:numFmt w:val="bullet"/>
+      <w:lvlText w:val="o"/>
+      <w:lvlJc w:val="left"/>
+      <w:pPr>
+        <w:ind w:left="5760" w:hanging="360"/>
+      </w:pPr>
+      <w:rPr>
+        <w:rFonts w:ascii="Courier New" w:hAnsi="Courier New" w:cs="Courier New" w:hint="default"/>
+      </w:rPr>
+    </w:lvl>
+    <w:lvl w:ilvl="8" w:tplc="40090005" w:tentative="1">
+      <w:start w:val="1"/>
+      <w:numFmt w:val="bullet"/>
+      <w:lvlText w:val=""/>
+      <w:lvlJc w:val="left"/>
+      <w:pPr>
+        <w:ind w:left="6480" w:hanging="360"/>
+      </w:pPr>
+      <w:rPr>
+        <w:rFonts w:ascii="Wingdings" w:hAnsi="Wingdings" w:hint="default"/>
+      </w:rPr>
+    </w:lvl>
+  </w:abstractNum>
+  <w:abstractNum w:abstractNumId="6" w15:restartNumberingAfterBreak="0">
     <w:nsid w:val="190A4AAC"/>
     <w:multiLevelType w:val="hybridMultilevel"/>
     <w:tmpl w:val="F44A479C"/>
@@ -20465,7 +22521,7 @@
       </w:rPr>
     </w:lvl>
   </w:abstractNum>
-  <w:abstractNum w:abstractNumId="6" w15:restartNumberingAfterBreak="0">
+  <w:abstractNum w:abstractNumId="7" w15:restartNumberingAfterBreak="0">
     <w:nsid w:val="19620736"/>
     <w:multiLevelType w:val="multilevel"/>
     <w:tmpl w:val="9BCC7F02"/>
@@ -20614,7 +22670,7 @@
       </w:rPr>
     </w:lvl>
   </w:abstractNum>
-  <w:abstractNum w:abstractNumId="7" w15:restartNumberingAfterBreak="0">
+  <w:abstractNum w:abstractNumId="8" w15:restartNumberingAfterBreak="0">
     <w:nsid w:val="1C21580B"/>
     <w:multiLevelType w:val="hybridMultilevel"/>
     <w:tmpl w:val="AEB0376E"/>
@@ -20727,7 +22783,7 @@
       </w:rPr>
     </w:lvl>
   </w:abstractNum>
-  <w:abstractNum w:abstractNumId="8" w15:restartNumberingAfterBreak="0">
+  <w:abstractNum w:abstractNumId="9" w15:restartNumberingAfterBreak="0">
     <w:nsid w:val="1D7544FF"/>
     <w:multiLevelType w:val="multilevel"/>
     <w:tmpl w:val="7354D490"/>
@@ -20876,7 +22932,7 @@
       </w:rPr>
     </w:lvl>
   </w:abstractNum>
-  <w:abstractNum w:abstractNumId="9" w15:restartNumberingAfterBreak="0">
+  <w:abstractNum w:abstractNumId="10" w15:restartNumberingAfterBreak="0">
     <w:nsid w:val="1FAB16D3"/>
     <w:multiLevelType w:val="hybridMultilevel"/>
     <w:tmpl w:val="AED6CEBC"/>
@@ -20989,7 +23045,7 @@
       </w:rPr>
     </w:lvl>
   </w:abstractNum>
-  <w:abstractNum w:abstractNumId="10" w15:restartNumberingAfterBreak="0">
+  <w:abstractNum w:abstractNumId="11" w15:restartNumberingAfterBreak="0">
     <w:nsid w:val="24E101BA"/>
     <w:multiLevelType w:val="multilevel"/>
     <w:tmpl w:val="F190B9C6"/>
@@ -21138,7 +23194,7 @@
       </w:rPr>
     </w:lvl>
   </w:abstractNum>
-  <w:abstractNum w:abstractNumId="11" w15:restartNumberingAfterBreak="0">
+  <w:abstractNum w:abstractNumId="12" w15:restartNumberingAfterBreak="0">
     <w:nsid w:val="25A85DA7"/>
     <w:multiLevelType w:val="hybridMultilevel"/>
     <w:tmpl w:val="AAD6879A"/>
@@ -21251,7 +23307,7 @@
       </w:rPr>
     </w:lvl>
   </w:abstractNum>
-  <w:abstractNum w:abstractNumId="12" w15:restartNumberingAfterBreak="0">
+  <w:abstractNum w:abstractNumId="13" w15:restartNumberingAfterBreak="0">
     <w:nsid w:val="28481E43"/>
     <w:multiLevelType w:val="hybridMultilevel"/>
     <w:tmpl w:val="2A021204"/>
@@ -21364,7 +23420,7 @@
       </w:rPr>
     </w:lvl>
   </w:abstractNum>
-  <w:abstractNum w:abstractNumId="13" w15:restartNumberingAfterBreak="0">
+  <w:abstractNum w:abstractNumId="14" w15:restartNumberingAfterBreak="0">
     <w:nsid w:val="29C22A98"/>
     <w:multiLevelType w:val="multilevel"/>
     <w:tmpl w:val="7A686B46"/>
@@ -21513,7 +23569,7 @@
       </w:rPr>
     </w:lvl>
   </w:abstractNum>
-  <w:abstractNum w:abstractNumId="14" w15:restartNumberingAfterBreak="0">
+  <w:abstractNum w:abstractNumId="15" w15:restartNumberingAfterBreak="0">
     <w:nsid w:val="2CAC7DCD"/>
     <w:multiLevelType w:val="hybridMultilevel"/>
     <w:tmpl w:val="FD6A77A8"/>
@@ -21626,7 +23682,7 @@
       </w:rPr>
     </w:lvl>
   </w:abstractNum>
-  <w:abstractNum w:abstractNumId="15" w15:restartNumberingAfterBreak="0">
+  <w:abstractNum w:abstractNumId="16" w15:restartNumberingAfterBreak="0">
     <w:nsid w:val="3269321F"/>
     <w:multiLevelType w:val="hybridMultilevel"/>
     <w:tmpl w:val="159EB900"/>
@@ -21739,7 +23795,7 @@
       </w:rPr>
     </w:lvl>
   </w:abstractNum>
-  <w:abstractNum w:abstractNumId="16" w15:restartNumberingAfterBreak="0">
+  <w:abstractNum w:abstractNumId="17" w15:restartNumberingAfterBreak="0">
     <w:nsid w:val="32AE7134"/>
     <w:multiLevelType w:val="hybridMultilevel"/>
     <w:tmpl w:val="60CAC46A"/>
@@ -21852,7 +23908,7 @@
       </w:rPr>
     </w:lvl>
   </w:abstractNum>
-  <w:abstractNum w:abstractNumId="17" w15:restartNumberingAfterBreak="0">
+  <w:abstractNum w:abstractNumId="18" w15:restartNumberingAfterBreak="0">
     <w:nsid w:val="38F82EAA"/>
     <w:multiLevelType w:val="hybridMultilevel"/>
     <w:tmpl w:val="C436C2FA"/>
@@ -21965,7 +24021,7 @@
       </w:rPr>
     </w:lvl>
   </w:abstractNum>
-  <w:abstractNum w:abstractNumId="18" w15:restartNumberingAfterBreak="0">
+  <w:abstractNum w:abstractNumId="19" w15:restartNumberingAfterBreak="0">
     <w:nsid w:val="39093BC0"/>
     <w:multiLevelType w:val="multilevel"/>
     <w:tmpl w:val="D3004390"/>
@@ -22114,7 +24170,7 @@
       </w:rPr>
     </w:lvl>
   </w:abstractNum>
-  <w:abstractNum w:abstractNumId="19" w15:restartNumberingAfterBreak="0">
+  <w:abstractNum w:abstractNumId="20" w15:restartNumberingAfterBreak="0">
     <w:nsid w:val="3F8A505A"/>
     <w:multiLevelType w:val="hybridMultilevel"/>
     <w:tmpl w:val="90FEE4E8"/>
@@ -22227,7 +24283,7 @@
       </w:rPr>
     </w:lvl>
   </w:abstractNum>
-  <w:abstractNum w:abstractNumId="20" w15:restartNumberingAfterBreak="0">
+  <w:abstractNum w:abstractNumId="21" w15:restartNumberingAfterBreak="0">
     <w:nsid w:val="41DF394B"/>
     <w:multiLevelType w:val="multilevel"/>
     <w:tmpl w:val="74C08524"/>
@@ -22376,7 +24432,7 @@
       </w:rPr>
     </w:lvl>
   </w:abstractNum>
-  <w:abstractNum w:abstractNumId="21" w15:restartNumberingAfterBreak="0">
+  <w:abstractNum w:abstractNumId="22" w15:restartNumberingAfterBreak="0">
     <w:nsid w:val="42D76404"/>
     <w:multiLevelType w:val="hybridMultilevel"/>
     <w:tmpl w:val="2CDA243A"/>
@@ -22489,7 +24545,7 @@
       </w:rPr>
     </w:lvl>
   </w:abstractNum>
-  <w:abstractNum w:abstractNumId="22" w15:restartNumberingAfterBreak="0">
+  <w:abstractNum w:abstractNumId="23" w15:restartNumberingAfterBreak="0">
     <w:nsid w:val="45A62A55"/>
     <w:multiLevelType w:val="multilevel"/>
     <w:tmpl w:val="51940336"/>
@@ -22638,7 +24694,7 @@
       </w:rPr>
     </w:lvl>
   </w:abstractNum>
-  <w:abstractNum w:abstractNumId="23" w15:restartNumberingAfterBreak="0">
+  <w:abstractNum w:abstractNumId="24" w15:restartNumberingAfterBreak="0">
     <w:nsid w:val="47F8389F"/>
     <w:multiLevelType w:val="hybridMultilevel"/>
     <w:tmpl w:val="F306EEC4"/>
@@ -22751,7 +24807,7 @@
       </w:rPr>
     </w:lvl>
   </w:abstractNum>
-  <w:abstractNum w:abstractNumId="24" w15:restartNumberingAfterBreak="0">
+  <w:abstractNum w:abstractNumId="25" w15:restartNumberingAfterBreak="0">
     <w:nsid w:val="48C32BAD"/>
     <w:multiLevelType w:val="hybridMultilevel"/>
     <w:tmpl w:val="A72E25D0"/>
@@ -22864,7 +24920,7 @@
       </w:rPr>
     </w:lvl>
   </w:abstractNum>
-  <w:abstractNum w:abstractNumId="25" w15:restartNumberingAfterBreak="0">
+  <w:abstractNum w:abstractNumId="26" w15:restartNumberingAfterBreak="0">
     <w:nsid w:val="55124C5D"/>
     <w:multiLevelType w:val="multilevel"/>
     <w:tmpl w:val="B4EA14E6"/>
@@ -23013,7 +25069,7 @@
       </w:rPr>
     </w:lvl>
   </w:abstractNum>
-  <w:abstractNum w:abstractNumId="26" w15:restartNumberingAfterBreak="0">
+  <w:abstractNum w:abstractNumId="27" w15:restartNumberingAfterBreak="0">
     <w:nsid w:val="55636E60"/>
     <w:multiLevelType w:val="multilevel"/>
     <w:tmpl w:val="2C5E733E"/>
@@ -23162,7 +25218,7 @@
       </w:rPr>
     </w:lvl>
   </w:abstractNum>
-  <w:abstractNum w:abstractNumId="27" w15:restartNumberingAfterBreak="0">
+  <w:abstractNum w:abstractNumId="28" w15:restartNumberingAfterBreak="0">
     <w:nsid w:val="580155B3"/>
     <w:multiLevelType w:val="hybridMultilevel"/>
     <w:tmpl w:val="CDEA0664"/>
@@ -23275,7 +25331,7 @@
       </w:rPr>
     </w:lvl>
   </w:abstractNum>
-  <w:abstractNum w:abstractNumId="28" w15:restartNumberingAfterBreak="0">
+  <w:abstractNum w:abstractNumId="29" w15:restartNumberingAfterBreak="0">
     <w:nsid w:val="5B5A678E"/>
     <w:multiLevelType w:val="hybridMultilevel"/>
     <w:tmpl w:val="F7122E74"/>
@@ -23388,7 +25444,7 @@
       </w:rPr>
     </w:lvl>
   </w:abstractNum>
-  <w:abstractNum w:abstractNumId="29" w15:restartNumberingAfterBreak="0">
+  <w:abstractNum w:abstractNumId="30" w15:restartNumberingAfterBreak="0">
     <w:nsid w:val="5CB13776"/>
     <w:multiLevelType w:val="multilevel"/>
     <w:tmpl w:val="DE32B90C"/>
@@ -23537,7 +25593,7 @@
       </w:rPr>
     </w:lvl>
   </w:abstractNum>
-  <w:abstractNum w:abstractNumId="30" w15:restartNumberingAfterBreak="0">
+  <w:abstractNum w:abstractNumId="31" w15:restartNumberingAfterBreak="0">
     <w:nsid w:val="615720CB"/>
     <w:multiLevelType w:val="hybridMultilevel"/>
     <w:tmpl w:val="A9826590"/>
@@ -23650,7 +25706,7 @@
       </w:rPr>
     </w:lvl>
   </w:abstractNum>
-  <w:abstractNum w:abstractNumId="31" w15:restartNumberingAfterBreak="0">
+  <w:abstractNum w:abstractNumId="32" w15:restartNumberingAfterBreak="0">
     <w:nsid w:val="61D748E4"/>
     <w:multiLevelType w:val="multilevel"/>
     <w:tmpl w:val="275EC840"/>
@@ -23799,7 +25855,7 @@
       </w:rPr>
     </w:lvl>
   </w:abstractNum>
-  <w:abstractNum w:abstractNumId="32" w15:restartNumberingAfterBreak="0">
+  <w:abstractNum w:abstractNumId="33" w15:restartNumberingAfterBreak="0">
     <w:nsid w:val="66C14F85"/>
     <w:multiLevelType w:val="multilevel"/>
     <w:tmpl w:val="D180A5C0"/>
@@ -23948,7 +26004,7 @@
       </w:rPr>
     </w:lvl>
   </w:abstractNum>
-  <w:abstractNum w:abstractNumId="33" w15:restartNumberingAfterBreak="0">
+  <w:abstractNum w:abstractNumId="34" w15:restartNumberingAfterBreak="0">
     <w:nsid w:val="67CB2DD7"/>
     <w:multiLevelType w:val="multilevel"/>
     <w:tmpl w:val="95568E0A"/>
@@ -24097,7 +26153,156 @@
       </w:rPr>
     </w:lvl>
   </w:abstractNum>
-  <w:abstractNum w:abstractNumId="34" w15:restartNumberingAfterBreak="0">
+  <w:abstractNum w:abstractNumId="35" w15:restartNumberingAfterBreak="0">
+    <w:nsid w:val="688337F1"/>
+    <w:multiLevelType w:val="multilevel"/>
+    <w:tmpl w:val="C60EC218"/>
+    <w:lvl w:ilvl="0">
+      <w:start w:val="1"/>
+      <w:numFmt w:val="bullet"/>
+      <w:lvlText w:val=""/>
+      <w:lvlJc w:val="left"/>
+      <w:pPr>
+        <w:tabs>
+          <w:tab w:val="num" w:pos="720"/>
+        </w:tabs>
+        <w:ind w:left="720" w:hanging="360"/>
+      </w:pPr>
+      <w:rPr>
+        <w:rFonts w:ascii="Symbol" w:hAnsi="Symbol" w:hint="default"/>
+        <w:sz w:val="20"/>
+      </w:rPr>
+    </w:lvl>
+    <w:lvl w:ilvl="1" w:tentative="1">
+      <w:start w:val="1"/>
+      <w:numFmt w:val="bullet"/>
+      <w:lvlText w:val="o"/>
+      <w:lvlJc w:val="left"/>
+      <w:pPr>
+        <w:tabs>
+          <w:tab w:val="num" w:pos="1440"/>
+        </w:tabs>
+        <w:ind w:left="1440" w:hanging="360"/>
+      </w:pPr>
+      <w:rPr>
+        <w:rFonts w:ascii="Courier New" w:hAnsi="Courier New" w:hint="default"/>
+        <w:sz w:val="20"/>
+      </w:rPr>
+    </w:lvl>
+    <w:lvl w:ilvl="2" w:tentative="1">
+      <w:start w:val="1"/>
+      <w:numFmt w:val="bullet"/>
+      <w:lvlText w:val=""/>
+      <w:lvlJc w:val="left"/>
+      <w:pPr>
+        <w:tabs>
+          <w:tab w:val="num" w:pos="2160"/>
+        </w:tabs>
+        <w:ind w:left="2160" w:hanging="360"/>
+      </w:pPr>
+      <w:rPr>
+        <w:rFonts w:ascii="Wingdings" w:hAnsi="Wingdings" w:hint="default"/>
+        <w:sz w:val="20"/>
+      </w:rPr>
+    </w:lvl>
+    <w:lvl w:ilvl="3" w:tentative="1">
+      <w:start w:val="1"/>
+      <w:numFmt w:val="bullet"/>
+      <w:lvlText w:val=""/>
+      <w:lvlJc w:val="left"/>
+      <w:pPr>
+        <w:tabs>
+          <w:tab w:val="num" w:pos="2880"/>
+        </w:tabs>
+        <w:ind w:left="2880" w:hanging="360"/>
+      </w:pPr>
+      <w:rPr>
+        <w:rFonts w:ascii="Wingdings" w:hAnsi="Wingdings" w:hint="default"/>
+        <w:sz w:val="20"/>
+      </w:rPr>
+    </w:lvl>
+    <w:lvl w:ilvl="4" w:tentative="1">
+      <w:start w:val="1"/>
+      <w:numFmt w:val="bullet"/>
+      <w:lvlText w:val=""/>
+      <w:lvlJc w:val="left"/>
+      <w:pPr>
+        <w:tabs>
+          <w:tab w:val="num" w:pos="3600"/>
+        </w:tabs>
+        <w:ind w:left="3600" w:hanging="360"/>
+      </w:pPr>
+      <w:rPr>
+        <w:rFonts w:ascii="Wingdings" w:hAnsi="Wingdings" w:hint="default"/>
+        <w:sz w:val="20"/>
+      </w:rPr>
+    </w:lvl>
+    <w:lvl w:ilvl="5" w:tentative="1">
+      <w:start w:val="1"/>
+      <w:numFmt w:val="bullet"/>
+      <w:lvlText w:val=""/>
+      <w:lvlJc w:val="left"/>
+      <w:pPr>
+        <w:tabs>
+          <w:tab w:val="num" w:pos="4320"/>
+        </w:tabs>
+        <w:ind w:left="4320" w:hanging="360"/>
+      </w:pPr>
+      <w:rPr>
+        <w:rFonts w:ascii="Wingdings" w:hAnsi="Wingdings" w:hint="default"/>
+        <w:sz w:val="20"/>
+      </w:rPr>
+    </w:lvl>
+    <w:lvl w:ilvl="6" w:tentative="1">
+      <w:start w:val="1"/>
+      <w:numFmt w:val="bullet"/>
+      <w:lvlText w:val=""/>
+      <w:lvlJc w:val="left"/>
+      <w:pPr>
+        <w:tabs>
+          <w:tab w:val="num" w:pos="5040"/>
+        </w:tabs>
+        <w:ind w:left="5040" w:hanging="360"/>
+      </w:pPr>
+      <w:rPr>
+        <w:rFonts w:ascii="Wingdings" w:hAnsi="Wingdings" w:hint="default"/>
+        <w:sz w:val="20"/>
+      </w:rPr>
+    </w:lvl>
+    <w:lvl w:ilvl="7" w:tentative="1">
+      <w:start w:val="1"/>
+      <w:numFmt w:val="bullet"/>
+      <w:lvlText w:val=""/>
+      <w:lvlJc w:val="left"/>
+      <w:pPr>
+        <w:tabs>
+          <w:tab w:val="num" w:pos="5760"/>
+        </w:tabs>
+        <w:ind w:left="5760" w:hanging="360"/>
+      </w:pPr>
+      <w:rPr>
+        <w:rFonts w:ascii="Wingdings" w:hAnsi="Wingdings" w:hint="default"/>
+        <w:sz w:val="20"/>
+      </w:rPr>
+    </w:lvl>
+    <w:lvl w:ilvl="8" w:tentative="1">
+      <w:start w:val="1"/>
+      <w:numFmt w:val="bullet"/>
+      <w:lvlText w:val=""/>
+      <w:lvlJc w:val="left"/>
+      <w:pPr>
+        <w:tabs>
+          <w:tab w:val="num" w:pos="6480"/>
+        </w:tabs>
+        <w:ind w:left="6480" w:hanging="360"/>
+      </w:pPr>
+      <w:rPr>
+        <w:rFonts w:ascii="Wingdings" w:hAnsi="Wingdings" w:hint="default"/>
+        <w:sz w:val="20"/>
+      </w:rPr>
+    </w:lvl>
+  </w:abstractNum>
+  <w:abstractNum w:abstractNumId="36" w15:restartNumberingAfterBreak="0">
     <w:nsid w:val="68B945B5"/>
     <w:multiLevelType w:val="multilevel"/>
     <w:tmpl w:val="05469686"/>
@@ -24246,7 +26451,7 @@
       </w:rPr>
     </w:lvl>
   </w:abstractNum>
-  <w:abstractNum w:abstractNumId="35" w15:restartNumberingAfterBreak="0">
+  <w:abstractNum w:abstractNumId="37" w15:restartNumberingAfterBreak="0">
     <w:nsid w:val="7BE71080"/>
     <w:multiLevelType w:val="hybridMultilevel"/>
     <w:tmpl w:val="5E72C4C6"/>
@@ -24359,7 +26564,7 @@
       </w:rPr>
     </w:lvl>
   </w:abstractNum>
-  <w:abstractNum w:abstractNumId="36" w15:restartNumberingAfterBreak="0">
+  <w:abstractNum w:abstractNumId="38" w15:restartNumberingAfterBreak="0">
     <w:nsid w:val="7D80781E"/>
     <w:multiLevelType w:val="hybridMultilevel"/>
     <w:tmpl w:val="BD284C6C"/>
@@ -24472,7 +26677,7 @@
       </w:rPr>
     </w:lvl>
   </w:abstractNum>
-  <w:abstractNum w:abstractNumId="37" w15:restartNumberingAfterBreak="0">
+  <w:abstractNum w:abstractNumId="39" w15:restartNumberingAfterBreak="0">
     <w:nsid w:val="7DFC767C"/>
     <w:multiLevelType w:val="hybridMultilevel"/>
     <w:tmpl w:val="A622F3C6"/>
@@ -24589,114 +26794,120 @@
     <w:abstractNumId w:val="0"/>
   </w:num>
   <w:num w:numId="2">
-    <w:abstractNumId w:val="23"/>
+    <w:abstractNumId w:val="24"/>
   </w:num>
   <w:num w:numId="3">
-    <w:abstractNumId w:val="18"/>
+    <w:abstractNumId w:val="19"/>
   </w:num>
   <w:num w:numId="4">
-    <w:abstractNumId w:val="27"/>
+    <w:abstractNumId w:val="28"/>
   </w:num>
   <w:num w:numId="5">
-    <w:abstractNumId w:val="21"/>
+    <w:abstractNumId w:val="22"/>
   </w:num>
   <w:num w:numId="6">
-    <w:abstractNumId w:val="13"/>
+    <w:abstractNumId w:val="14"/>
   </w:num>
   <w:num w:numId="7">
-    <w:abstractNumId w:val="19"/>
+    <w:abstractNumId w:val="20"/>
   </w:num>
   <w:num w:numId="8">
-    <w:abstractNumId w:val="31"/>
+    <w:abstractNumId w:val="32"/>
   </w:num>
   <w:num w:numId="9">
     <w:abstractNumId w:val="2"/>
   </w:num>
   <w:num w:numId="10">
-    <w:abstractNumId w:val="34"/>
+    <w:abstractNumId w:val="36"/>
   </w:num>
   <w:num w:numId="11">
-    <w:abstractNumId w:val="30"/>
+    <w:abstractNumId w:val="31"/>
   </w:num>
   <w:num w:numId="12">
     <w:abstractNumId w:val="3"/>
   </w:num>
   <w:num w:numId="13">
+    <w:abstractNumId w:val="39"/>
+  </w:num>
+  <w:num w:numId="14">
+    <w:abstractNumId w:val="15"/>
+  </w:num>
+  <w:num w:numId="15">
     <w:abstractNumId w:val="37"/>
   </w:num>
-  <w:num w:numId="14">
-    <w:abstractNumId w:val="14"/>
-  </w:num>
-  <w:num w:numId="15">
-    <w:abstractNumId w:val="35"/>
-  </w:num>
   <w:num w:numId="16">
-    <w:abstractNumId w:val="26"/>
+    <w:abstractNumId w:val="27"/>
   </w:num>
   <w:num w:numId="17">
-    <w:abstractNumId w:val="28"/>
+    <w:abstractNumId w:val="29"/>
   </w:num>
   <w:num w:numId="18">
     <w:abstractNumId w:val="1"/>
   </w:num>
   <w:num w:numId="19">
-    <w:abstractNumId w:val="29"/>
+    <w:abstractNumId w:val="30"/>
   </w:num>
   <w:num w:numId="20">
-    <w:abstractNumId w:val="7"/>
+    <w:abstractNumId w:val="8"/>
   </w:num>
   <w:num w:numId="21">
-    <w:abstractNumId w:val="16"/>
+    <w:abstractNumId w:val="17"/>
   </w:num>
   <w:num w:numId="22">
-    <w:abstractNumId w:val="11"/>
+    <w:abstractNumId w:val="12"/>
   </w:num>
   <w:num w:numId="23">
-    <w:abstractNumId w:val="12"/>
+    <w:abstractNumId w:val="13"/>
   </w:num>
   <w:num w:numId="24">
-    <w:abstractNumId w:val="24"/>
+    <w:abstractNumId w:val="25"/>
   </w:num>
   <w:num w:numId="25">
-    <w:abstractNumId w:val="17"/>
+    <w:abstractNumId w:val="18"/>
   </w:num>
   <w:num w:numId="26">
-    <w:abstractNumId w:val="36"/>
+    <w:abstractNumId w:val="38"/>
   </w:num>
   <w:num w:numId="27">
-    <w:abstractNumId w:val="9"/>
+    <w:abstractNumId w:val="10"/>
   </w:num>
   <w:num w:numId="28">
-    <w:abstractNumId w:val="22"/>
+    <w:abstractNumId w:val="23"/>
   </w:num>
   <w:num w:numId="29">
     <w:abstractNumId w:val="4"/>
   </w:num>
   <w:num w:numId="30">
-    <w:abstractNumId w:val="20"/>
+    <w:abstractNumId w:val="21"/>
   </w:num>
   <w:num w:numId="31">
-    <w:abstractNumId w:val="15"/>
+    <w:abstractNumId w:val="16"/>
   </w:num>
   <w:num w:numId="32">
+    <w:abstractNumId w:val="34"/>
+  </w:num>
+  <w:num w:numId="33">
+    <w:abstractNumId w:val="26"/>
+  </w:num>
+  <w:num w:numId="34">
+    <w:abstractNumId w:val="9"/>
+  </w:num>
+  <w:num w:numId="35">
+    <w:abstractNumId w:val="7"/>
+  </w:num>
+  <w:num w:numId="36">
     <w:abstractNumId w:val="33"/>
   </w:num>
-  <w:num w:numId="33">
-    <w:abstractNumId w:val="25"/>
+  <w:num w:numId="37">
+    <w:abstractNumId w:val="11"/>
   </w:num>
-  <w:num w:numId="34">
-    <w:abstractNumId w:val="8"/>
-  </w:num>
-  <w:num w:numId="35">
+  <w:num w:numId="38">
     <w:abstractNumId w:val="6"/>
   </w:num>
-  <w:num w:numId="36">
-    <w:abstractNumId w:val="32"/>
+  <w:num w:numId="39">
+    <w:abstractNumId w:val="35"/>
   </w:num>
-  <w:num w:numId="37">
-    <w:abstractNumId w:val="10"/>
-  </w:num>
-  <w:num w:numId="38">
+  <w:num w:numId="40">
     <w:abstractNumId w:val="5"/>
   </w:num>
 </w:numbering>
@@ -25388,6 +27599,11 @@
     <w:basedOn w:val="DefaultParagraphFont"/>
     <w:rsid w:val="00CA51F4"/>
   </w:style>
+  <w:style w:type="character" w:customStyle="1" w:styleId="l">
+    <w:name w:val="ͼl"/>
+    <w:basedOn w:val="DefaultParagraphFont"/>
+    <w:rsid w:val="00ED6764"/>
+  </w:style>
 </w:styles>
 </file>
 
